--- a/dosyalar/performans-proje/10-sinif-secmeli/arapca-10-sinif-secmeli-performans-proje.docx
+++ b/dosyalar/performans-proje/10-sinif-secmeli/arapca-10-sinif-secmeli-performans-proje.docx
@@ -580,7 +580,7 @@
           <w:rtl/>
           <w:lang w:bidi="ar-SA"/>
         </w:rPr>
-        <w:t xml:space="preserve">أَسْتَيْقِظُ مُبَكِّرًا في الصَّباح.</w:t>
+        <w:t xml:space="preserve">أَسْتَيْقِظُ مُبَكِّرًا في الصَّباح.</w:t>
       </w:r>
     </w:p>
     <w:p>
@@ -703,7 +703,7 @@
           <w:rtl/>
           <w:lang w:bidi="ar-SA"/>
         </w:rPr>
-        <w:t xml:space="preserve">هِيَ الآنَ تُجَهِّزُ حَقيبَتَها.</w:t>
+        <w:t xml:space="preserve">هِيَ الآنَ تُجَهِّزُ حَقيبَتَها.</w:t>
       </w:r>
     </w:p>
     <w:p>
@@ -1221,7 +1221,7 @@
           <w:rtl/>
           <w:lang w:bidi="ar-SA"/>
         </w:rPr>
-        <w:t xml:space="preserve">هِيَ تَتَناوَلُ الطَّماطِم.</w:t>
+        <w:t xml:space="preserve">هِيَ تَتَناوَلُ الطَّماطِم.</w:t>
       </w:r>
     </w:p>
     <w:p>
@@ -1426,7 +1426,7 @@
           <w:rtl/>
           <w:lang w:bidi="ar-SA"/>
         </w:rPr>
-        <w:t xml:space="preserve">دَليلي السِّياحِيّ</w:t>
+        <w:t xml:space="preserve">دَليلي السِّياحِيّ</w:t>
       </w:r>
     </w:p>
     <w:p>
@@ -1815,7 +1815,7 @@
           <w:rtl/>
           <w:lang w:bidi="ar-SA"/>
         </w:rPr>
-        <w:t xml:space="preserve">الصَّيْدَلِيّةُ تَحْتَ البَيْت.</w:t>
+        <w:t xml:space="preserve">الصَّيْدَلِيّةُ تَحْتَ البَيْت.</w:t>
       </w:r>
     </w:p>
     <w:p>
@@ -1856,7 +1856,7 @@
           <w:rtl/>
           <w:lang w:bidi="ar-SA"/>
         </w:rPr>
-        <w:t xml:space="preserve">المَطْعَمُ بَعيدٌ عَنِ الجامِع.</w:t>
+        <w:t xml:space="preserve">المَطْعَمُ بَعيدٌ عَن الجامِع.</w:t>
       </w:r>
     </w:p>
     <w:p>
@@ -1897,7 +1897,7 @@
           <w:rtl/>
           <w:lang w:bidi="ar-SA"/>
         </w:rPr>
-        <w:t xml:space="preserve">البَيْتُ قَريبٌ مِنَ الحَديقة.</w:t>
+        <w:t xml:space="preserve">البَيْتُ قَريبٌ مِن الحَديقة.</w:t>
       </w:r>
     </w:p>
     <w:p>
